--- a/MatthewHannaResumeFull.docx
+++ b/MatthewHannaResumeFull.docx
@@ -15,13 +15,13 @@
           <w:bottom w:w="0" w:type="dxa"/>
           <w:right w:w="108" w:type="dxa"/>
         </w:tblCellMar>
-        <w:tblLook w:val="04a0" w:noHBand="0" w:noVBand="1" w:firstColumn="1" w:lastRow="0" w:lastColumn="0" w:firstRow="1"/>
+        <w:tblLook w:firstRow="1" w:noVBand="1" w:lastRow="0" w:firstColumn="1" w:lastColumn="0" w:noHBand="0" w:val="04a0"/>
       </w:tblPr>
       <w:tblGrid>
         <w:gridCol w:w="2594"/>
         <w:gridCol w:w="3278"/>
         <w:gridCol w:w="2227"/>
-        <w:gridCol w:w="2452"/>
+        <w:gridCol w:w="2453"/>
       </w:tblGrid>
       <w:tr>
         <w:trPr/>
@@ -96,7 +96,7 @@
         </w:tc>
         <w:tc>
           <w:tcPr>
-            <w:tcW w:w="2452" w:type="dxa"/>
+            <w:tcW w:w="2453" w:type="dxa"/>
             <w:tcBorders/>
             <w:shd w:color="auto" w:fill="auto" w:val="clear"/>
             <w:vAlign w:val="bottom"/>
@@ -246,7 +246,7 @@
         </w:tc>
         <w:tc>
           <w:tcPr>
-            <w:tcW w:w="2452" w:type="dxa"/>
+            <w:tcW w:w="2453" w:type="dxa"/>
             <w:tcBorders/>
             <w:shd w:color="auto" w:fill="auto" w:val="clear"/>
             <w:vAlign w:val="bottom"/>
@@ -362,7 +362,7 @@
         </w:tc>
         <w:tc>
           <w:tcPr>
-            <w:tcW w:w="2452" w:type="dxa"/>
+            <w:tcW w:w="2453" w:type="dxa"/>
             <w:tcBorders/>
             <w:shd w:color="auto" w:fill="auto" w:val="clear"/>
             <w:vAlign w:val="bottom"/>
@@ -428,7 +428,7 @@
         </w:tc>
         <w:tc>
           <w:tcPr>
-            <w:tcW w:w="7957" w:type="dxa"/>
+            <w:tcW w:w="7958" w:type="dxa"/>
             <w:gridSpan w:val="3"/>
             <w:tcBorders/>
           </w:tcPr>
@@ -482,7 +482,7 @@
         </w:tc>
         <w:tc>
           <w:tcPr>
-            <w:tcW w:w="7957" w:type="dxa"/>
+            <w:tcW w:w="7958" w:type="dxa"/>
             <w:gridSpan w:val="3"/>
             <w:tcBorders>
               <w:top w:val="nil"/>
@@ -509,7 +509,7 @@
         <w:trPr/>
         <w:tc>
           <w:tcPr>
-            <w:tcW w:w="10551" w:type="dxa"/>
+            <w:tcW w:w="10552" w:type="dxa"/>
             <w:gridSpan w:val="4"/>
             <w:tcBorders/>
             <w:shd w:color="auto" w:fill="DBE5F1" w:themeFill="accent1" w:themeFillTint="33" w:val="clear"/>
@@ -538,7 +538,7 @@
         </w:trPr>
         <w:tc>
           <w:tcPr>
-            <w:tcW w:w="10551" w:type="dxa"/>
+            <w:tcW w:w="10552" w:type="dxa"/>
             <w:gridSpan w:val="4"/>
             <w:tcBorders/>
             <w:shd w:color="auto" w:fill="auto" w:val="clear"/>
@@ -615,7 +615,7 @@
         <w:trPr/>
         <w:tc>
           <w:tcPr>
-            <w:tcW w:w="10551" w:type="dxa"/>
+            <w:tcW w:w="10552" w:type="dxa"/>
             <w:gridSpan w:val="4"/>
             <w:tcBorders/>
             <w:shd w:color="auto" w:fill="DBE5F1" w:themeFill="accent1" w:themeFillTint="33" w:val="clear"/>
@@ -644,7 +644,7 @@
         </w:trPr>
         <w:tc>
           <w:tcPr>
-            <w:tcW w:w="10551" w:type="dxa"/>
+            <w:tcW w:w="10552" w:type="dxa"/>
             <w:gridSpan w:val="4"/>
             <w:tcBorders/>
             <w:shd w:color="auto" w:fill="auto" w:val="clear"/>
@@ -759,7 +759,7 @@
         <w:trPr/>
         <w:tc>
           <w:tcPr>
-            <w:tcW w:w="10551" w:type="dxa"/>
+            <w:tcW w:w="10552" w:type="dxa"/>
             <w:gridSpan w:val="4"/>
             <w:tcBorders/>
             <w:shd w:color="auto" w:fill="DBE5F1" w:themeFill="accent1" w:themeFillTint="33" w:val="clear"/>
@@ -786,7 +786,7 @@
         <w:trPr/>
         <w:tc>
           <w:tcPr>
-            <w:tcW w:w="10551" w:type="dxa"/>
+            <w:tcW w:w="10552" w:type="dxa"/>
             <w:gridSpan w:val="4"/>
             <w:tcBorders/>
             <w:shd w:color="auto" w:fill="auto" w:val="clear"/>
@@ -1309,7 +1309,15 @@
       </w:pPr>
       <w:r>
         <w:rPr/>
-        <w:t>Filling various roles with the Naval Air Warfare Center Weapons Division (NAWC-WD). Performed software engineering using Agile with co-workers to support various Navy aircraft, weapons systems, and other existing or newly developed applications and tools. The work involved code and requirements analysis, integrating services into JMPS software, the design, documentation, and implementation of the new micro-service architecture including orchestration, messaging, logging, monitoring, utilization of Docker in both Linux and Windows environments, and planning for unit, integration, and end-to-end testing. Other tasks included VB6 conversion to C#, designing and integrating new external interfaces supporting multiple clients, vendors and platforms plus the integration of a large dynamic database with a faster Kafka. C#, Java, VB6, C/C++, SQL, MSTest, WinForms, WPF, IDL, COM, JSON, XML, Microsoft Word, Access, Excel, PowerPoint, SharePoint, Power BI and Visual Studio, Unity3D HoloLens, SharePoint, Rational Rose, ClearCase, and Great Migrations.</w:t>
+        <w:t xml:space="preserve">Filling various roles with the Naval Air Warfare Center Weapons Division (NAWC-WD). Performed software engineering using Agile with co-workers to support various Navy aircraft, weapons systems, and other existing or newly developed applications and tools. The work involved code and requirements analysis, integrating services into JMPS software, the design, documentation, and implementation of the new micro-service architecture including orchestration, messaging, logging, monitoring, utilization of Docker in both Linux and Windows environments, and planning for unit, integration, and end-to-end testing. Other tasks included VB6 conversion to C#, designing and integrating new external interfaces supporting multiple clients, vendors and platforms plus the integration of a large dynamic database with a faster Kafka. C#, Java, VB6, C/C++, SQL, MSTest, WinForms, WPF, </w:t>
+      </w:r>
+      <w:r>
+        <w:rPr/>
+        <w:t>WCF, WF,</w:t>
+      </w:r>
+      <w:r>
+        <w:rPr/>
+        <w:t xml:space="preserve"> IDL, COM, JSON, XML, Microsoft Word, Access, Excel, PowerPoint, SharePoint, Power BI and Visual Studio, Unity3D HoloLens, SharePoint, Rational Rose, ClearCase, and Great Migrations.</w:t>
       </w:r>
     </w:p>
     <w:p>
@@ -1376,7 +1384,15 @@
       </w:pPr>
       <w:r>
         <w:rPr/>
-        <w:t>As a software engineer, windows developer, and GIS specialist, tasks included performing software design, programming, and maintenance in C#, VB.Net, C, and C++ for various existing and newly developed applications. Handled maintenance and implementation of FalconView Map Application plugins used for communicating with simulators and actual Small Unmanned Air Vehicles (SUAVs) using serial, UDP, and TCP protocols both open and proprietary. Developed object-oriented flight simulators in C# and Unity3D. Created various software libraries (DTED, UDP packet communications, and debugging / testing tools) and helped develop a unique, simple to use, GIS desktop application supporting dozens of map types and geo-referenced entities. Implemented programming libraries based off ICDs, RFCs, and white papers. This job also included working with embedded Linux and Windows operating systems.</w:t>
+        <w:t xml:space="preserve">As a software engineer, windows developer, and GIS specialist, tasks included performing software design, programming, and maintenance in C#, VB.Net, C, C++, </w:t>
+      </w:r>
+      <w:r>
+        <w:rPr/>
+        <w:t>WinForms, WF, and WCF</w:t>
+      </w:r>
+      <w:r>
+        <w:rPr/>
+        <w:t xml:space="preserve"> for various existing and newly developed applications. Handled maintenance and implementation of FalconView Map Application plugins used for communicating with simulators and actual Small Unmanned Air Vehicles (SUAVs) using serial, UDP, and TCP protocols both open and proprietary. Developed object-oriented flight simulators in C# and Unity3D. Created various software libraries (DTED, UDP packet communications, and debugging / testing tools) and helped develop a unique, simple to use, GIS desktop application supporting dozens of map types and geo-referenced entities. Implemented programming libraries based off ICDs, RFCs, and white papers. This job also included working with embedded Linux and Windows operating systems.</w:t>
       </w:r>
     </w:p>
     <w:p>
@@ -1786,13 +1802,13 @@
         <w:bottom w:w="0" w:type="dxa"/>
         <w:right w:w="108" w:type="dxa"/>
       </w:tblCellMar>
-      <w:tblLook w:val="04a0" w:noHBand="0" w:noVBand="1" w:firstColumn="1" w:lastRow="0" w:lastColumn="0" w:firstRow="1"/>
+      <w:tblLook w:firstRow="1" w:noVBand="1" w:lastRow="0" w:firstColumn="1" w:lastColumn="0" w:noHBand="0" w:val="04a0"/>
     </w:tblPr>
     <w:tblGrid>
       <w:gridCol w:w="2452"/>
       <w:gridCol w:w="3420"/>
       <w:gridCol w:w="1890"/>
-      <w:gridCol w:w="2790"/>
+      <w:gridCol w:w="2791"/>
     </w:tblGrid>
     <w:tr>
       <w:trPr/>
@@ -1867,7 +1883,7 @@
       </w:tc>
       <w:tc>
         <w:tcPr>
-          <w:tcW w:w="2790" w:type="dxa"/>
+          <w:tcW w:w="2791" w:type="dxa"/>
           <w:tcBorders/>
           <w:shd w:color="auto" w:fill="auto" w:val="clear"/>
           <w:vAlign w:val="bottom"/>
@@ -2003,7 +2019,7 @@
       </w:tc>
       <w:tc>
         <w:tcPr>
-          <w:tcW w:w="2790" w:type="dxa"/>
+          <w:tcW w:w="2791" w:type="dxa"/>
           <w:tcBorders/>
           <w:shd w:color="auto" w:fill="auto" w:val="clear"/>
           <w:vAlign w:val="bottom"/>
@@ -3375,8 +3391,8 @@
       <w:rFonts w:ascii="Calibri" w:hAnsi="Calibri" w:eastAsia="Calibri" w:cs="" w:asciiTheme="minorHAnsi" w:cstheme="minorBidi" w:eastAsiaTheme="minorHAnsi" w:hAnsiTheme="minorHAnsi"/>
     </w:rPr>
   </w:style>
-  <w:style w:type="character" w:styleId="FootnoteCharacters">
-    <w:name w:val="Footnote Characters"/>
+  <w:style w:type="character" w:styleId="FootnoteCharactersuser">
+    <w:name w:val="Footnote Characters (user)"/>
     <w:uiPriority w:val="99"/>
     <w:semiHidden/>
     <w:unhideWhenUsed/>
@@ -3386,8 +3402,8 @@
       <w:vertAlign w:val="superscript"/>
     </w:rPr>
   </w:style>
-  <w:style w:type="character" w:styleId="FootnoteCharactersuser">
-    <w:name w:val="Footnote Characters (user)"/>
+  <w:style w:type="character" w:styleId="FootnoteCharacters">
+    <w:name w:val="Footnote Characters"/>
     <w:qFormat/>
     <w:rPr>
       <w:vertAlign w:val="superscript"/>
@@ -3552,8 +3568,8 @@
       <w:rFonts w:ascii="Arial Narrow" w:hAnsi="Arial Narrow" w:cs="Arial"/>
     </w:rPr>
   </w:style>
-  <w:style w:type="character" w:styleId="Bullets">
-    <w:name w:val="Bullets"/>
+  <w:style w:type="character" w:styleId="Bulletsuser">
+    <w:name w:val="Bullets (user)"/>
     <w:qFormat/>
     <w:rPr>
       <w:rFonts w:ascii="OpenSymbol" w:hAnsi="OpenSymbol" w:eastAsia="OpenSymbol" w:cs="OpenSymbol"/>

--- a/MatthewHannaResumeFull.docx
+++ b/MatthewHannaResumeFull.docx
@@ -18,16 +18,16 @@
         <w:tblLook w:firstRow="1" w:noVBand="1" w:lastRow="0" w:firstColumn="1" w:lastColumn="0" w:noHBand="0" w:val="04a0"/>
       </w:tblPr>
       <w:tblGrid>
-        <w:gridCol w:w="2594"/>
-        <w:gridCol w:w="3278"/>
-        <w:gridCol w:w="2227"/>
-        <w:gridCol w:w="2453"/>
+        <w:gridCol w:w="2593"/>
+        <w:gridCol w:w="3279"/>
+        <w:gridCol w:w="2226"/>
+        <w:gridCol w:w="2454"/>
       </w:tblGrid>
       <w:tr>
         <w:trPr/>
         <w:tc>
           <w:tcPr>
-            <w:tcW w:w="2594" w:type="dxa"/>
+            <w:tcW w:w="2593" w:type="dxa"/>
             <w:tcBorders/>
             <w:shd w:color="auto" w:fill="DBE5F1" w:themeFill="accent1" w:themeFillTint="33" w:val="clear"/>
             <w:vAlign w:val="bottom"/>
@@ -51,7 +51,7 @@
         </w:tc>
         <w:tc>
           <w:tcPr>
-            <w:tcW w:w="3278" w:type="dxa"/>
+            <w:tcW w:w="3279" w:type="dxa"/>
             <w:tcBorders/>
             <w:shd w:color="auto" w:fill="auto" w:val="clear"/>
             <w:vAlign w:val="bottom"/>
@@ -72,7 +72,7 @@
         </w:tc>
         <w:tc>
           <w:tcPr>
-            <w:tcW w:w="2227" w:type="dxa"/>
+            <w:tcW w:w="2226" w:type="dxa"/>
             <w:tcBorders/>
             <w:shd w:color="auto" w:fill="DBE5F1" w:themeFill="accent1" w:themeFillTint="33" w:val="clear"/>
             <w:vAlign w:val="bottom"/>
@@ -96,7 +96,7 @@
         </w:tc>
         <w:tc>
           <w:tcPr>
-            <w:tcW w:w="2453" w:type="dxa"/>
+            <w:tcW w:w="2454" w:type="dxa"/>
             <w:tcBorders/>
             <w:shd w:color="auto" w:fill="auto" w:val="clear"/>
             <w:vAlign w:val="bottom"/>
@@ -134,7 +134,7 @@
         <w:trPr/>
         <w:tc>
           <w:tcPr>
-            <w:tcW w:w="2594" w:type="dxa"/>
+            <w:tcW w:w="2593" w:type="dxa"/>
             <w:tcBorders/>
             <w:shd w:color="auto" w:fill="DBE5F1" w:themeFill="accent1" w:themeFillTint="33" w:val="clear"/>
             <w:vAlign w:val="bottom"/>
@@ -173,7 +173,7 @@
         </w:tc>
         <w:tc>
           <w:tcPr>
-            <w:tcW w:w="3278" w:type="dxa"/>
+            <w:tcW w:w="3279" w:type="dxa"/>
             <w:tcBorders/>
             <w:shd w:color="auto" w:fill="auto" w:val="clear"/>
             <w:vAlign w:val="bottom"/>
@@ -207,7 +207,7 @@
         </w:tc>
         <w:tc>
           <w:tcPr>
-            <w:tcW w:w="2227" w:type="dxa"/>
+            <w:tcW w:w="2226" w:type="dxa"/>
             <w:tcBorders/>
             <w:shd w:color="auto" w:fill="DBE5F1" w:themeFill="accent1" w:themeFillTint="33" w:val="clear"/>
             <w:vAlign w:val="bottom"/>
@@ -246,7 +246,7 @@
         </w:tc>
         <w:tc>
           <w:tcPr>
-            <w:tcW w:w="2453" w:type="dxa"/>
+            <w:tcW w:w="2454" w:type="dxa"/>
             <w:tcBorders/>
             <w:shd w:color="auto" w:fill="auto" w:val="clear"/>
             <w:vAlign w:val="bottom"/>
@@ -284,7 +284,7 @@
         <w:trPr/>
         <w:tc>
           <w:tcPr>
-            <w:tcW w:w="2594" w:type="dxa"/>
+            <w:tcW w:w="2593" w:type="dxa"/>
             <w:tcBorders/>
             <w:shd w:color="auto" w:fill="DBE5F1" w:themeFill="accent1" w:themeFillTint="33" w:val="clear"/>
             <w:vAlign w:val="bottom"/>
@@ -308,7 +308,7 @@
         </w:tc>
         <w:tc>
           <w:tcPr>
-            <w:tcW w:w="3278" w:type="dxa"/>
+            <w:tcW w:w="3279" w:type="dxa"/>
             <w:tcBorders/>
             <w:shd w:color="auto" w:fill="auto" w:val="clear"/>
             <w:vAlign w:val="bottom"/>
@@ -331,7 +331,7 @@
         </w:tc>
         <w:tc>
           <w:tcPr>
-            <w:tcW w:w="2227" w:type="dxa"/>
+            <w:tcW w:w="2226" w:type="dxa"/>
             <w:tcBorders/>
             <w:shd w:color="auto" w:fill="DBE5F1" w:themeFill="accent1" w:themeFillTint="33" w:val="clear"/>
             <w:vAlign w:val="bottom"/>
@@ -362,7 +362,7 @@
         </w:tc>
         <w:tc>
           <w:tcPr>
-            <w:tcW w:w="2453" w:type="dxa"/>
+            <w:tcW w:w="2454" w:type="dxa"/>
             <w:tcBorders/>
             <w:shd w:color="auto" w:fill="auto" w:val="clear"/>
             <w:vAlign w:val="bottom"/>
@@ -403,7 +403,7 @@
         <w:trPr/>
         <w:tc>
           <w:tcPr>
-            <w:tcW w:w="2594" w:type="dxa"/>
+            <w:tcW w:w="2593" w:type="dxa"/>
             <w:tcBorders>
               <w:top w:val="nil"/>
             </w:tcBorders>
@@ -428,7 +428,7 @@
         </w:tc>
         <w:tc>
           <w:tcPr>
-            <w:tcW w:w="7958" w:type="dxa"/>
+            <w:tcW w:w="7959" w:type="dxa"/>
             <w:gridSpan w:val="3"/>
             <w:tcBorders/>
           </w:tcPr>
@@ -457,7 +457,7 @@
         <w:trPr/>
         <w:tc>
           <w:tcPr>
-            <w:tcW w:w="2594" w:type="dxa"/>
+            <w:tcW w:w="2593" w:type="dxa"/>
             <w:tcBorders>
               <w:top w:val="nil"/>
             </w:tcBorders>
@@ -482,7 +482,7 @@
         </w:tc>
         <w:tc>
           <w:tcPr>
-            <w:tcW w:w="7958" w:type="dxa"/>
+            <w:tcW w:w="7959" w:type="dxa"/>
             <w:gridSpan w:val="3"/>
             <w:tcBorders>
               <w:top w:val="nil"/>
@@ -1309,15 +1309,7 @@
       </w:pPr>
       <w:r>
         <w:rPr/>
-        <w:t xml:space="preserve">Filling various roles with the Naval Air Warfare Center Weapons Division (NAWC-WD). Performed software engineering using Agile with co-workers to support various Navy aircraft, weapons systems, and other existing or newly developed applications and tools. The work involved code and requirements analysis, integrating services into JMPS software, the design, documentation, and implementation of the new micro-service architecture including orchestration, messaging, logging, monitoring, utilization of Docker in both Linux and Windows environments, and planning for unit, integration, and end-to-end testing. Other tasks included VB6 conversion to C#, designing and integrating new external interfaces supporting multiple clients, vendors and platforms plus the integration of a large dynamic database with a faster Kafka. C#, Java, VB6, C/C++, SQL, MSTest, WinForms, WPF, </w:t>
-      </w:r>
-      <w:r>
-        <w:rPr/>
-        <w:t>WCF, WF,</w:t>
-      </w:r>
-      <w:r>
-        <w:rPr/>
-        <w:t xml:space="preserve"> IDL, COM, JSON, XML, Microsoft Word, Access, Excel, PowerPoint, SharePoint, Power BI and Visual Studio, Unity3D HoloLens, SharePoint, Rational Rose, ClearCase, and Great Migrations.</w:t>
+        <w:t>Filling various roles with the Naval Air Warfare Center Weapons Division (NAWC-WD). Performed software engineering using Agile with co-workers to support various Navy aircraft, weapons systems, and other existing or newly developed applications and tools. The work involved code and requirements analysis, integrating services into JMPS software, the design, documentation, and implementation of the new micro-service architecture including orchestration, messaging, logging, monitoring, utilization of Docker in both Linux and Windows environments, and planning for unit, integration, and end-to-end testing. Other tasks included VB6 conversion to C#, designing and integrating new external interfaces supporting multiple clients, vendors and platforms plus the integration of a large dynamic database with a faster Kafka. C#, Java, VB6, C/C++, SQL, MSTest, WinForms, WPF, WCF, WF, IDL, COM, JSON, XML, Microsoft Word, Access, Excel, PowerPoint, SharePoint, Power BI and Visual Studio, Unity3D HoloLens, SharePoint, Rational Rose, ClearCase, and Great Migrations.</w:t>
       </w:r>
     </w:p>
     <w:p>
@@ -1384,15 +1376,7 @@
       </w:pPr>
       <w:r>
         <w:rPr/>
-        <w:t xml:space="preserve">As a software engineer, windows developer, and GIS specialist, tasks included performing software design, programming, and maintenance in C#, VB.Net, C, C++, </w:t>
-      </w:r>
-      <w:r>
-        <w:rPr/>
-        <w:t>WinForms, WF, and WCF</w:t>
-      </w:r>
-      <w:r>
-        <w:rPr/>
-        <w:t xml:space="preserve"> for various existing and newly developed applications. Handled maintenance and implementation of FalconView Map Application plugins used for communicating with simulators and actual Small Unmanned Air Vehicles (SUAVs) using serial, UDP, and TCP protocols both open and proprietary. Developed object-oriented flight simulators in C# and Unity3D. Created various software libraries (DTED, UDP packet communications, and debugging / testing tools) and helped develop a unique, simple to use, GIS desktop application supporting dozens of map types and geo-referenced entities. Implemented programming libraries based off ICDs, RFCs, and white papers. This job also included working with embedded Linux and Windows operating systems.</w:t>
+        <w:t>As a software engineer, windows developer, and GIS specialist, tasks included performing software design, programming, and maintenance in C#, VB.Net, C, C++, WinForms, WF, and WCF for various existing and newly developed applications. Handled maintenance and implementation of FalconView Map Application plugins used for communicating with simulators and actual Small Unmanned Air Vehicles (SUAVs) using serial, UDP, and TCP protocols both open and proprietary. Developed object-oriented flight simulators in C# and Unity3D. Created various software libraries (DTED, UDP packet communications, and debugging / testing tools) and helped develop a unique, simple to use, GIS desktop application supporting dozens of map types and geo-referenced entities. Implemented programming libraries based off ICDs, RFCs, and white papers. This job also included working with embedded Linux and Windows operating systems.</w:t>
       </w:r>
     </w:p>
     <w:p>
@@ -1806,9 +1790,9 @@
     </w:tblPr>
     <w:tblGrid>
       <w:gridCol w:w="2452"/>
-      <w:gridCol w:w="3420"/>
+      <w:gridCol w:w="3419"/>
       <w:gridCol w:w="1890"/>
-      <w:gridCol w:w="2791"/>
+      <w:gridCol w:w="2792"/>
     </w:tblGrid>
     <w:tr>
       <w:trPr/>
@@ -1838,7 +1822,7 @@
       </w:tc>
       <w:tc>
         <w:tcPr>
-          <w:tcW w:w="3420" w:type="dxa"/>
+          <w:tcW w:w="3419" w:type="dxa"/>
           <w:tcBorders/>
           <w:shd w:color="auto" w:fill="auto" w:val="clear"/>
           <w:vAlign w:val="bottom"/>
@@ -1883,7 +1867,7 @@
       </w:tc>
       <w:tc>
         <w:tcPr>
-          <w:tcW w:w="2791" w:type="dxa"/>
+          <w:tcW w:w="2792" w:type="dxa"/>
           <w:tcBorders/>
           <w:shd w:color="auto" w:fill="auto" w:val="clear"/>
           <w:vAlign w:val="bottom"/>
@@ -1946,7 +1930,7 @@
       </w:tc>
       <w:tc>
         <w:tcPr>
-          <w:tcW w:w="3420" w:type="dxa"/>
+          <w:tcW w:w="3419" w:type="dxa"/>
           <w:tcBorders/>
           <w:shd w:color="auto" w:fill="auto" w:val="clear"/>
           <w:vAlign w:val="bottom"/>
@@ -2019,7 +2003,7 @@
       </w:tc>
       <w:tc>
         <w:tcPr>
-          <w:tcW w:w="2791" w:type="dxa"/>
+          <w:tcW w:w="2792" w:type="dxa"/>
           <w:tcBorders/>
           <w:shd w:color="auto" w:fill="auto" w:val="clear"/>
           <w:vAlign w:val="bottom"/>
@@ -3391,8 +3375,8 @@
       <w:rFonts w:ascii="Calibri" w:hAnsi="Calibri" w:eastAsia="Calibri" w:cs="" w:asciiTheme="minorHAnsi" w:cstheme="minorBidi" w:eastAsiaTheme="minorHAnsi" w:hAnsiTheme="minorHAnsi"/>
     </w:rPr>
   </w:style>
-  <w:style w:type="character" w:styleId="FootnoteCharactersuser">
-    <w:name w:val="Footnote Characters (user)"/>
+  <w:style w:type="character" w:styleId="FootnoteCharacters">
+    <w:name w:val="Footnote Characters"/>
     <w:uiPriority w:val="99"/>
     <w:semiHidden/>
     <w:unhideWhenUsed/>
@@ -3402,8 +3386,8 @@
       <w:vertAlign w:val="superscript"/>
     </w:rPr>
   </w:style>
-  <w:style w:type="character" w:styleId="FootnoteCharacters">
-    <w:name w:val="Footnote Characters"/>
+  <w:style w:type="character" w:styleId="FootnoteCharactersuser">
+    <w:name w:val="Footnote Characters (user)"/>
     <w:qFormat/>
     <w:rPr>
       <w:vertAlign w:val="superscript"/>
@@ -3568,8 +3552,8 @@
       <w:rFonts w:ascii="Arial Narrow" w:hAnsi="Arial Narrow" w:cs="Arial"/>
     </w:rPr>
   </w:style>
-  <w:style w:type="character" w:styleId="Bulletsuser">
-    <w:name w:val="Bullets (user)"/>
+  <w:style w:type="character" w:styleId="Bullets">
+    <w:name w:val="Bullets"/>
     <w:qFormat/>
     <w:rPr>
       <w:rFonts w:ascii="OpenSymbol" w:hAnsi="OpenSymbol" w:eastAsia="OpenSymbol" w:cs="OpenSymbol"/>
